--- a/report/case2.docx
+++ b/report/case2.docx
@@ -340,7 +340,7 @@
         <w:pStyle w:val="Heading3"/>
       </w:pPr>
       <w:r>
-        <w:t>Честный результат, который стоит назвать прямо</w:t>
+        <w:t>Что дал слой языковой модели</w:t>
       </w:r>
     </w:p>
     <w:p>

--- a/report/case2.docx
+++ b/report/case2.docx
@@ -22,6 +22,21 @@
       <w:r>
         <w:t>Двухслойный фильтр запросов. Классификатор на TF-IDF и логистической регрессии решает 95.6% потока локально, остальные 4.4% — те, где он не уверен, — уходят в языковую модель. Вердикт двоичный, как требует задание, но исходный класс запроса сохраняется как подтип.</w:t>
       </w:r>
+    </w:p>
+    <w:p>
+      <w:r>
+        <w:t xml:space="preserve">Код решения: </w:t>
+      </w:r>
+      <w:hyperlink r:id="rId9">
+        <w:r>
+          <w:rPr>
+            <w:b w:val="0"/>
+            <w:color w:val="0563C1"/>
+            <w:u w:val="single"/>
+          </w:rPr>
+          <w:t>github.com/artymmmm/ai_hackathon</w:t>
+        </w:r>
+      </w:hyperlink>
     </w:p>
     <w:p>
       <w:pPr>
